--- a/reports/deliverables/Deliverable_1_Introduction_and_Literature_Review.docx
+++ b/reports/deliverables/Deliverable_1_Introduction_and_Literature_Review.docx
@@ -720,7 +720,7 @@
         <w:rPr>
           <w:rFonts w:ascii="Times New Roman" w:cs="Times New Roman" w:eastAsia="Times New Roman" w:hAnsi="Times New Roman"/>
         </w:rPr>
-        <w:t xml:space="preserve">train and compare an optical-only U-Net baseline with an early-fusion SAR + optical + DEM U-Net, including under simulated complete cloud cover;</w:t>
+        <w:t xml:space="preserve">train and compare an optical-only U-Net baseline, a radar-only ablation and an early-fusion SAR + optical + DEM U-Net, including under simulated complete cloud cover;</w:t>
       </w:r>
     </w:p>
     <w:p>
@@ -798,7 +798,7 @@
         <w:rPr>
           <w:rFonts w:ascii="Times New Roman" w:cs="Times New Roman" w:eastAsia="Times New Roman" w:hAnsi="Times New Roman"/>
         </w:rPr>
-        <w:t xml:space="preserve"> Does SAR + optical + DEM fusion change segmentation accuracy (IoU, F1) relative to an optical-only baseline, and how robust is each model when optical data are unavailable? </w:t>
+        <w:t xml:space="preserve"> Does SAR + optical + DEM fusion change segmentation accuracy (IoU, F1) relative to optical-only and radar-only models, and how robust is each model when optical data are unavailable? </w:t>
       </w:r>
       <w:r>
         <w:rPr>
